--- a/Function-doc.docx
+++ b/Function-doc.docx
@@ -35,6 +35,9 @@
         </w:tabs>
       </w:pPr>
       <w:r>
+        <w:rPr>
+          <w:noProof/>
+        </w:rPr>
         <w:drawing>
           <wp:inline distT="0" distB="0" distL="0" distR="0" wp14:anchorId="3BD90D77" wp14:editId="14072C87">
             <wp:extent cx="4876800" cy="4876800"/>
@@ -98,7 +101,35 @@
         <w:rPr>
           <w:lang w:val="en-GB"/>
         </w:rPr>
-        <w:t>The graphic below illustrates the relationship between Cartesian coordinates $(x, y)$ and Polar coordinates $(r, \phi)$ as implemented in your toPolar2d method.</w:t>
+        <w:t xml:space="preserve">The graphic below illustrates the relationship between Cartesian coordinates $(x, </w:t>
+      </w:r>
+      <w:proofErr w:type="gramStart"/>
+      <w:r>
+        <w:rPr>
+          <w:lang w:val="en-GB"/>
+        </w:rPr>
+        <w:t>y)$</w:t>
+      </w:r>
+      <w:proofErr w:type="gramEnd"/>
+      <w:r>
+        <w:rPr>
+          <w:lang w:val="en-GB"/>
+        </w:rPr>
+        <w:t xml:space="preserve"> and Polar coordinates $(r, \</w:t>
+      </w:r>
+      <w:proofErr w:type="gramStart"/>
+      <w:r>
+        <w:rPr>
+          <w:lang w:val="en-GB"/>
+        </w:rPr>
+        <w:t>phi)$</w:t>
+      </w:r>
+      <w:proofErr w:type="gramEnd"/>
+      <w:r>
+        <w:rPr>
+          <w:lang w:val="en-GB"/>
+        </w:rPr>
+        <w:t xml:space="preserve"> as implemented in your toPolar2d method.</w:t>
       </w:r>
     </w:p>
     <w:p>
@@ -134,7 +165,35 @@
         <w:rPr>
           <w:lang w:val="en-GB"/>
         </w:rPr>
-        <w:t>In the transformation from Cartesian to Polar coordinates, we represent a point $P(x, y)$ in terms of its distance from the origin and its angle relative to the positive $x$-axis:</w:t>
+        <w:t>In the transformation from Cartesian to Polar coordinates, we represent a point $</w:t>
+      </w:r>
+      <w:proofErr w:type="gramStart"/>
+      <w:r>
+        <w:rPr>
+          <w:lang w:val="en-GB"/>
+        </w:rPr>
+        <w:t>P(</w:t>
+      </w:r>
+      <w:proofErr w:type="gramEnd"/>
+      <w:r>
+        <w:rPr>
+          <w:lang w:val="en-GB"/>
+        </w:rPr>
+        <w:t xml:space="preserve">x, </w:t>
+      </w:r>
+      <w:proofErr w:type="gramStart"/>
+      <w:r>
+        <w:rPr>
+          <w:lang w:val="en-GB"/>
+        </w:rPr>
+        <w:t>y)$</w:t>
+      </w:r>
+      <w:proofErr w:type="gramEnd"/>
+      <w:r>
+        <w:rPr>
+          <w:lang w:val="en-GB"/>
+        </w:rPr>
+        <w:t xml:space="preserve"> in terms of its distance from the origin and its angle relative to the positive $x$-axis:</w:t>
       </w:r>
     </w:p>
     <w:p>
@@ -162,9 +221,24 @@
         <w:rPr>
           <w:lang w:val="en-GB"/>
         </w:rPr>
-        <w:t xml:space="preserve"> The Euclidean distance from the origin $(0,0)$ to the point $P(</w:t>
+        <w:t xml:space="preserve"> The Euclidean distance from the origin $(0,</w:t>
+      </w:r>
+      <w:proofErr w:type="gramStart"/>
+      <w:r>
+        <w:rPr>
+          <w:lang w:val="en-GB"/>
+        </w:rPr>
+        <w:t>0)$</w:t>
+      </w:r>
+      <w:proofErr w:type="gramEnd"/>
+      <w:r>
+        <w:rPr>
+          <w:lang w:val="en-GB"/>
+        </w:rPr>
+        <w:t xml:space="preserve"> to the point $P(</w:t>
       </w:r>
       <w:proofErr w:type="spellStart"/>
+      <w:proofErr w:type="gramStart"/>
       <w:r>
         <w:rPr>
           <w:lang w:val="en-GB"/>
@@ -172,6 +246,7 @@
         <w:t>x,y</w:t>
       </w:r>
       <w:proofErr w:type="spellEnd"/>
+      <w:proofErr w:type="gramEnd"/>
       <w:r>
         <w:rPr>
           <w:lang w:val="en-GB"/>
@@ -192,7 +267,35 @@
         <w:rPr>
           <w:lang w:val="en-GB"/>
         </w:rPr>
-        <w:t>$$r = \sqrt{x^2 + y^2}$$</w:t>
+        <w:t>$$r = \</w:t>
+      </w:r>
+      <w:proofErr w:type="gramStart"/>
+      <w:r>
+        <w:rPr>
+          <w:lang w:val="en-GB"/>
+        </w:rPr>
+        <w:t>sqrt{</w:t>
+      </w:r>
+      <w:proofErr w:type="gramEnd"/>
+      <w:r>
+        <w:rPr>
+          <w:lang w:val="en-GB"/>
+        </w:rPr>
+        <w:t>x^2 + y^</w:t>
+      </w:r>
+      <w:proofErr w:type="gramStart"/>
+      <w:r>
+        <w:rPr>
+          <w:lang w:val="en-GB"/>
+        </w:rPr>
+        <w:t>2}$</w:t>
+      </w:r>
+      <w:proofErr w:type="gramEnd"/>
+      <w:r>
+        <w:rPr>
+          <w:lang w:val="en-GB"/>
+        </w:rPr>
+        <w:t>$</w:t>
       </w:r>
     </w:p>
     <w:p>
@@ -294,7 +397,35 @@
         <w:rPr>
           <w:lang w:val="en-GB"/>
         </w:rPr>
-        <w:t>{atan2}(y, x)$$</w:t>
+        <w:t>{atan</w:t>
+      </w:r>
+      <w:proofErr w:type="gramStart"/>
+      <w:r>
+        <w:rPr>
+          <w:lang w:val="en-GB"/>
+        </w:rPr>
+        <w:t>2}(</w:t>
+      </w:r>
+      <w:proofErr w:type="gramEnd"/>
+      <w:r>
+        <w:rPr>
+          <w:lang w:val="en-GB"/>
+        </w:rPr>
+        <w:t xml:space="preserve">y, </w:t>
+      </w:r>
+      <w:proofErr w:type="gramStart"/>
+      <w:r>
+        <w:rPr>
+          <w:lang w:val="en-GB"/>
+        </w:rPr>
+        <w:t>x)$</w:t>
+      </w:r>
+      <w:proofErr w:type="gramEnd"/>
+      <w:r>
+        <w:rPr>
+          <w:lang w:val="en-GB"/>
+        </w:rPr>
+        <w:t>$</w:t>
       </w:r>
     </w:p>
     <w:p>
@@ -310,7 +441,21 @@
         <w:rPr>
           <w:lang w:val="en-GB"/>
         </w:rPr>
-        <w:t>The Math.atan2(y, x) function is superior to $\arctan(y/x)$ because it:</w:t>
+        <w:t>The Math.atan2(y, x) function is superior to $\arctan(y/</w:t>
+      </w:r>
+      <w:proofErr w:type="gramStart"/>
+      <w:r>
+        <w:rPr>
+          <w:lang w:val="en-GB"/>
+        </w:rPr>
+        <w:t>x)$</w:t>
+      </w:r>
+      <w:proofErr w:type="gramEnd"/>
+      <w:r>
+        <w:rPr>
+          <w:lang w:val="en-GB"/>
+        </w:rPr>
+        <w:t xml:space="preserve"> because it:</w:t>
       </w:r>
     </w:p>
     <w:p>
@@ -371,7 +516,21 @@
         <w:rPr>
           <w:lang w:val="en-GB"/>
         </w:rPr>
-        <w:t>Returns a value in the range $(-\pi, \pi]$.</w:t>
+        <w:t>Returns a value in the range $(-\pi, \</w:t>
+      </w:r>
+      <w:proofErr w:type="gramStart"/>
+      <w:r>
+        <w:rPr>
+          <w:lang w:val="en-GB"/>
+        </w:rPr>
+        <w:t>pi]$</w:t>
+      </w:r>
+      <w:proofErr w:type="gramEnd"/>
+      <w:r>
+        <w:rPr>
+          <w:lang w:val="en-GB"/>
+        </w:rPr>
+        <w:t>.</w:t>
       </w:r>
     </w:p>
     <w:p>
@@ -407,7 +566,35 @@
         <w:rPr>
           <w:lang w:val="en-GB"/>
         </w:rPr>
-        <w:t>The generated plot shows a point $P(3, 3)$:</w:t>
+        <w:t>The generated plot shows a point $</w:t>
+      </w:r>
+      <w:proofErr w:type="gramStart"/>
+      <w:r>
+        <w:rPr>
+          <w:lang w:val="en-GB"/>
+        </w:rPr>
+        <w:t>P(</w:t>
+      </w:r>
+      <w:proofErr w:type="gramEnd"/>
+      <w:r>
+        <w:rPr>
+          <w:lang w:val="en-GB"/>
+        </w:rPr>
+        <w:t xml:space="preserve">3, </w:t>
+      </w:r>
+      <w:proofErr w:type="gramStart"/>
+      <w:r>
+        <w:rPr>
+          <w:lang w:val="en-GB"/>
+        </w:rPr>
+        <w:t>3)$</w:t>
+      </w:r>
+      <w:proofErr w:type="gramEnd"/>
+      <w:r>
+        <w:rPr>
+          <w:lang w:val="en-GB"/>
+        </w:rPr>
+        <w:t>:</w:t>
       </w:r>
     </w:p>
     <w:p>
@@ -567,6 +754,9 @@
         </w:tabs>
       </w:pPr>
       <w:r>
+        <w:rPr>
+          <w:noProof/>
+        </w:rPr>
         <w:drawing>
           <wp:inline distT="0" distB="0" distL="0" distR="0" wp14:anchorId="10E671BD" wp14:editId="6FB73A62">
             <wp:extent cx="5760720" cy="5760720"/>
@@ -947,6 +1137,80 @@
         </w:rPr>
         <w:t>$)</w:t>
       </w:r>
+    </w:p>
+    <w:p>
+      <w:pPr>
+        <w:numPr>
+          <w:ilvl w:val="1"/>
+          <w:numId w:val="3"/>
+        </w:numPr>
+        <w:tabs>
+          <w:tab w:val="left" w:pos="3040"/>
+        </w:tabs>
+        <w:rPr>
+          <w:lang w:val="en-GB"/>
+        </w:rPr>
+      </w:pPr>
+    </w:p>
+    <w:p>
+      <w:pPr>
+        <w:pStyle w:val="Heading2"/>
+      </w:pPr>
+      <w:proofErr w:type="spellStart"/>
+      <w:r>
+        <w:t>Function</w:t>
+      </w:r>
+      <w:proofErr w:type="spellEnd"/>
+      <w:r>
+        <w:t xml:space="preserve"> </w:t>
+      </w:r>
+      <w:r>
+        <w:t>sect2d</w:t>
+      </w:r>
+    </w:p>
+    <w:p>
+      <w:r>
+        <w:drawing>
+          <wp:inline distT="0" distB="0" distL="0" distR="0" wp14:anchorId="6289AA63" wp14:editId="3EC55998">
+            <wp:extent cx="5760720" cy="3144520"/>
+            <wp:effectExtent l="0" t="0" r="0" b="0"/>
+            <wp:docPr id="1950406667" name="Picture 1"/>
+            <wp:cNvGraphicFramePr>
+              <a:graphicFrameLocks xmlns:a="http://schemas.openxmlformats.org/drawingml/2006/main" noChangeAspect="1"/>
+            </wp:cNvGraphicFramePr>
+            <a:graphic xmlns:a="http://schemas.openxmlformats.org/drawingml/2006/main">
+              <a:graphicData uri="http://schemas.openxmlformats.org/drawingml/2006/picture">
+                <pic:pic xmlns:pic="http://schemas.openxmlformats.org/drawingml/2006/picture">
+                  <pic:nvPicPr>
+                    <pic:cNvPr id="1950406667" name=""/>
+                    <pic:cNvPicPr/>
+                  </pic:nvPicPr>
+                  <pic:blipFill>
+                    <a:blip r:embed="rId9"/>
+                    <a:stretch>
+                      <a:fillRect/>
+                    </a:stretch>
+                  </pic:blipFill>
+                  <pic:spPr>
+                    <a:xfrm>
+                      <a:off x="0" y="0"/>
+                      <a:ext cx="5760720" cy="3144520"/>
+                    </a:xfrm>
+                    <a:prstGeom prst="rect">
+                      <a:avLst/>
+                    </a:prstGeom>
+                  </pic:spPr>
+                </pic:pic>
+              </a:graphicData>
+            </a:graphic>
+          </wp:inline>
+        </w:drawing>
+      </w:r>
+    </w:p>
+    <w:p>
+      <w:pPr>
+        <w:pStyle w:val="Heading2"/>
+      </w:pPr>
     </w:p>
     <w:p>
       <w:pPr>
@@ -2405,6 +2669,36 @@
     <w:uiPriority w:val="99"/>
     <w:rsid w:val="007B6E5F"/>
   </w:style>
+  <w:style w:type="paragraph" w:styleId="HTMLPreformatted">
+    <w:name w:val="HTML Preformatted"/>
+    <w:basedOn w:val="Normal"/>
+    <w:link w:val="HTMLPreformattedChar"/>
+    <w:uiPriority w:val="99"/>
+    <w:semiHidden/>
+    <w:unhideWhenUsed/>
+    <w:rsid w:val="008F6BE1"/>
+    <w:pPr>
+      <w:spacing w:after="0" w:line="240" w:lineRule="auto"/>
+    </w:pPr>
+    <w:rPr>
+      <w:rFonts w:ascii="Consolas" w:hAnsi="Consolas"/>
+      <w:sz w:val="20"/>
+      <w:szCs w:val="20"/>
+    </w:rPr>
+  </w:style>
+  <w:style w:type="character" w:customStyle="1" w:styleId="HTMLPreformattedChar">
+    <w:name w:val="HTML Preformatted Char"/>
+    <w:basedOn w:val="DefaultParagraphFont"/>
+    <w:link w:val="HTMLPreformatted"/>
+    <w:uiPriority w:val="99"/>
+    <w:semiHidden/>
+    <w:rsid w:val="008F6BE1"/>
+    <w:rPr>
+      <w:rFonts w:ascii="Consolas" w:hAnsi="Consolas"/>
+      <w:sz w:val="20"/>
+      <w:szCs w:val="20"/>
+    </w:rPr>
+  </w:style>
 </w:styles>
 </file>
 
